--- a/fanfic/ffn_upload/ch14.docx
+++ b/fanfic/ffn_upload/ch14.docx
@@ -296,7 +296,7 @@
         <w:pStyle w:val="BodyText"/>
       </w:pPr>
       <w:r>
-        <w:t xml:space="preserve">Palpatine saw. Anakin watched him see it. The old man’s face changed, the warmth going out of it and something like dismay coming in.</w:t>
+        <w:t xml:space="preserve">Palpatine saw. Anakin watched him see it. The Chancellor’s face changed, the warmth going out of it and something like dismay coming in.</w:t>
       </w:r>
     </w:p>
     <w:p>
@@ -422,7 +422,7 @@
         <w:pStyle w:val="BodyText"/>
       </w:pPr>
       <w:r>
-        <w:t xml:space="preserve">Anakin was back on the refinery gantry: the floodlights, the rain coming through the broken roof, Fives with his hands open and empty, talking too fast. Something in their heads. Something that had been put there before any of them were born. Orders they didn’t know they had.</w:t>
+        <w:t xml:space="preserve">Anakin was back in the refinery hall: the floodlights, the rain coming through the broken roof, Fives with his hands open and empty, talking too fast. Something in their heads. Something that had been put there before any of them were born. Orders they didn’t know they had.</w:t>
       </w:r>
       <w:r>
         <w:t xml:space="preserve"> </w:t>
@@ -440,7 +440,7 @@
         <w:pStyle w:val="BodyText"/>
       </w:pPr>
       <w:r>
-        <w:t xml:space="preserve">Then Fox’s arm coming up. Rex’s hand knocking it sideways. Then the bolt, and the grating, and the dark.</w:t>
+        <w:t xml:space="preserve">Then Fox’s arm coming up. Rex’s shoulder knocking it sideways. Then the bolt, and the grating, and the dark.</w:t>
       </w:r>
     </w:p>
     <w:p>
@@ -500,7 +500,7 @@
         <w:pStyle w:val="BodyText"/>
       </w:pPr>
       <w:r>
-        <w:t xml:space="preserve">He didn’t mention Rex’s hand. He hadn’t put it in his own statement, and he had read Fox’s report twice and seen that Fox hadn’t put it in his either. Two commanders had left the same three seconds out of the record without saying a word to each other. Anakin told himself it didn’t matter. Fives was down a shaft with no bottom on the scanners, and nothing in a report would change that. It would only cost Rex.</w:t>
+        <w:t xml:space="preserve">He didn’t mention Rex’s lunge. He hadn’t put it in his own statement, and he had read Fox’s report twice and seen that Fox hadn’t put it in his either. Two commanders had left the same three seconds out of the record without saying a word to each other. Anakin told himself it didn’t matter. Fives was down a shaft with no bottom on the scanners, and nothing in a report would change that. It would only cost Rex.</w:t>
       </w:r>
     </w:p>
     <w:p>
@@ -1270,7 +1270,7 @@
         <w:pStyle w:val="BodyText"/>
       </w:pPr>
       <w:r>
-        <w:t xml:space="preserve">Anakin remembered the masked figure on the catwalk above the Dovrin platform, the turn it had made coming out of his overhead strike. That pivot was taught in the Temple’s third-year salles to children not much bigger than the younglings who had once followed Ahsoka around on Ilum. He had seen it, and he had told Fox, and Tarkin, and the whole tribunal, that he hadn’t recognized the style. He had said nothing too. He had his reasons, and they had seemed good. That made it worse.</w:t>
+        <w:t xml:space="preserve">Anakin remembered the masked figure on the catwalk above the Dovrin platform, the turn it had made coming out of his overhead strike. That pivot was taught in the Temple’s third-year training halls to children not much bigger than the younglings who had once followed Ahsoka around on Ilum. He had seen it, and he had told Fox, and Tarkin, and the whole tribunal, that he hadn’t recognized the style. He had kept his silence too. He had his reasons, and they had seemed good. That made it worse.</w:t>
       </w:r>
     </w:p>
     <w:p>
@@ -1370,7 +1370,7 @@
         <w:t xml:space="preserve">Skyguy</w:t>
       </w:r>
       <w:r>
-        <w:t xml:space="preserve">. She hadn’t called him that since before the hangar.</w:t>
+        <w:t xml:space="preserve">. She had called him that only once since the hangar, in a grey room on Ring One, to make him promise.</w:t>
       </w:r>
     </w:p>
     <w:p>
@@ -1820,7 +1820,7 @@
         <w:pStyle w:val="BodyText"/>
       </w:pPr>
       <w:r>
-        <w:t xml:space="preserve">He knew that tone. It was the one she used in committee when she had stopped arguing and started taking notes. He thought about telling her the rest: the three seconds on the gantry, Rex’s hand on Fox’s arm, the bolt going wide of where it should have hit and the dark swallowing what was left. Obi-Wan’s</w:t>
+        <w:t xml:space="preserve">He knew that tone. It was the one she used in committee when she had stopped arguing and started taking notes. He thought about telling her the rest: the three seconds on the grating, Rex’s shoulder in Fox’s arm, the bolt going wide of where it should have hit and the dark swallowing what was left. Obi-Wan’s</w:t>
       </w:r>
       <w:r>
         <w:t xml:space="preserve"> </w:t>
@@ -2022,7 +2022,7 @@
         <w:pStyle w:val="BodyText"/>
       </w:pPr>
       <w:r>
-        <w:t xml:space="preserve">Ahsoka Tano. Seventeen, or near it. Togruta. Trained since childhood by the Temple, and for the last several years by Anakin Skywalker personally, which meant she had learned to fight from the most dangerous and least disciplined swordsman the Order had produced in a generation. Dooku had crossed blades with Skywalker more often than he cared to count. Whatever the boy had poured into her, she had survived it, and the reports from a dozen campaigns suggested she had sharpened it. She was a commander at sixteen and had a legion’s loyalty. Then the Order she had given her life to put her on a table for the Republic to carve.</w:t>
+        <w:t xml:space="preserve">Ahsoka Tano. Seventeen, or near it. Togruta. Trained since childhood by the Temple, and for the last several years by Anakin Skywalker personally, which meant she had learned to fight from the most dangerous and least disciplined swordsman the Order had produced in a generation. Dooku had crossed blades with Skywalker more often than he cared to count. Whatever the boy had poured into her, she had survived it, and the reports from a dozen campaigns suggested she had sharpened it. She had held a commander’s rank since she was fourteen and had a legion’s loyalty. Then the Order she had given her life to put her on a table for the Republic to carve.</w:t>
       </w:r>
     </w:p>
     <w:p>
@@ -2094,7 +2094,7 @@
         <w:pStyle w:val="BodyText"/>
       </w:pPr>
       <w:r>
-        <w:t xml:space="preserve">The call took some time to connect. When it did, the hologram that rose over the console was blue and slightly unsteady. The broad brim of the hat came first, then the long narrow face under it. The breathing tubes at the cheeks hissed faintly in the transmission. In the blue of the holo the Duros’s eyes were only darker points of light, but Dooku knew their color well enough.</w:t>
+        <w:t xml:space="preserve">The call took some time to connect. When it did, the hologram that rose over the console was blue and slightly unsteady. The broad brim of the hat came first, then the long narrow face under it. The breathing tubes at the cheeks hissed faintly in the transmission. In the blue of the holo Bane’s eyes were only darker points of light, but Dooku knew their color well enough.</w:t>
       </w:r>
     </w:p>
     <w:p>
@@ -2273,7 +2273,7 @@
         <w:t xml:space="preserve">“</w:t>
       </w:r>
       <w:r>
-        <w:t xml:space="preserve">It does. I’d prefer it stayed on until she reaches me. If you can obtain the warden’s control along with her, so much the better. If not, my people can deal with it.</w:t>
+        <w:t xml:space="preserve">It does. I’d prefer it stayed on until she reaches me. If you can obtain the warden’s control along with her, so much the better. If not, my people can deal with it. You will have the Judiciary’s schematics of Narkis within the hour, and the collar’s full specification with them. The Senate entered most of it as exhibits when it debated the device’s funding, and a Judiciary contractor was kind enough to sell me the pages it redacted, including the terminal in the warden’s office that the collar answers to.</w:t>
       </w:r>
       <w:r>
         <w:t xml:space="preserve">”</w:t>
@@ -2411,7 +2411,7 @@
         <w:t xml:space="preserve">“</w:t>
       </w:r>
       <w:r>
-        <w:t xml:space="preserve">Half when you accept. Half on delivery. There is one more thing. Among the prisoners there is a Confederate officer, Commander Merrick Tal of the Third Raxus Picket. He has been held for nearly a year for an exchange the Republic never intended to make. Bring him as well.</w:t>
+        <w:t xml:space="preserve">Half when you accept. Half on delivery. There is one more thing. Among the prisoners there is a Confederate officer, Commander Merrick Tal of the Third Raxus Picket. He has been held for more than a year for an exchange the Republic never intended to make. Bring him as well.</w:t>
       </w:r>
       <w:r>
         <w:t xml:space="preserve">”</w:t>
@@ -2503,18 +2503,18 @@
         <w:pStyle w:val="BodyText"/>
       </w:pPr>
       <w:r>
-        <w:t xml:space="preserve">The bounty hunter considered him for a long moment through the wavering blue. Then he touched the brim of his hat.</w:t>
-      </w:r>
-    </w:p>
-    <w:p>
-      <w:pPr>
-        <w:pStyle w:val="BodyText"/>
-      </w:pPr>
-      <w:r>
-        <w:t xml:space="preserve">“</w:t>
-      </w:r>
-      <w:r>
-        <w:t xml:space="preserve">Give me nine days,</w:t>
+        <w:t xml:space="preserve">Bane considered him through the wavering blue. Then he touched the brim of his hat.</w:t>
+      </w:r>
+    </w:p>
+    <w:p>
+      <w:pPr>
+        <w:pStyle w:val="BodyText"/>
+      </w:pPr>
+      <w:r>
+        <w:t xml:space="preserve">“</w:t>
+      </w:r>
+      <w:r>
+        <w:t xml:space="preserve">Give me three weeks,</w:t>
       </w:r>
       <w:r>
         <w:t xml:space="preserve">”</w:t>
@@ -2552,7 +2552,7 @@
         <w:pStyle w:val="BodyText"/>
       </w:pPr>
       <w:r>
-        <w:t xml:space="preserve">He looked at her for a long time.</w:t>
+        <w:t xml:space="preserve">He stood before the frozen image a while longer.</w:t>
       </w:r>
     </w:p>
     <w:p>
@@ -2592,7 +2592,7 @@
         <w:pStyle w:val="BodyText"/>
       </w:pPr>
       <w:r>
-        <w:t xml:space="preserve">Somewhere at the edge of Wild Space, under a dome of durasteel and a sky of ice, a prisoner with a grey collar at her throat had just become the most valuable thing on her moon. Nobody there knew it yet.</w:t>
+        <w:t xml:space="preserve">Somewhere past the charted lanes, under a dome of durasteel and a sky of ice, a prisoner with a grey collar at her throat had just become the most valuable thing on her moon. Nobody there knew it yet.</w:t>
       </w:r>
     </w:p>
     <w:bookmarkEnd w:id="20"/>
